--- a/Computer Engineering, Software Engineering, Computer systems & their softwares/Annexes/CVs/CV_Department of Computer and software engineering/CV_Zaripova_Mukaddas.docx
+++ b/Computer Engineering, Software Engineering, Computer systems & their softwares/Annexes/CVs/CV_Department of Computer and software engineering/CV_Zaripova_Mukaddas.docx
@@ -52,15 +52,14 @@
                 <w:iCs/>
                 <w:lang w:val="en-GB"/>
               </w:rPr>
-              <w:t>PERSONAL INFORMATION</w:t>
-            </w:r>
-            <w:r>
-              <w:rPr>
-                <w:rFonts w:asciiTheme="minorBidi" w:hAnsiTheme="minorBidi"/>
-                <w:iCs/>
-                <w:lang w:val="en-GB"/>
-              </w:rPr>
-              <w:t xml:space="preserve"> </w:t>
+              <w:t>SHAXSIY MA'LUMOTLAR</w:t>
+            </w:r>
+            <w:r>
+              <w:rPr>
+                <w:rFonts w:asciiTheme="minorBidi" w:hAnsiTheme="minorBidi"/>
+                <w:iCs/>
+                <w:lang w:val="en-GB"/>
+              </w:rPr>
             </w:r>
           </w:p>
         </w:tc>
@@ -96,7 +95,7 @@
                 <w:bCs/>
                 <w:lang w:val="en-GB"/>
               </w:rPr>
-              <w:t>Full name</w:t>
+              <w:t>To'liq ism</w:t>
             </w:r>
           </w:p>
         </w:tc>
@@ -167,14 +166,13 @@
                 <w:bCs/>
                 <w:lang w:val="en-GB"/>
               </w:rPr>
-              <w:t>Academic degree and title</w:t>
-            </w:r>
-            <w:r>
-              <w:rPr>
-                <w:rFonts w:asciiTheme="minorBidi" w:hAnsiTheme="minorBidi"/>
-                <w:lang w:val="en-GB"/>
-              </w:rPr>
-              <w:t xml:space="preserve"> </w:t>
+              <w:t>Ilmiy daraja va unvon</w:t>
+            </w:r>
+            <w:r>
+              <w:rPr>
+                <w:rFonts w:asciiTheme="minorBidi" w:hAnsiTheme="minorBidi"/>
+                <w:lang w:val="en-GB"/>
+              </w:rPr>
             </w:r>
           </w:p>
         </w:tc>
@@ -241,7 +239,7 @@
                 <w:b/>
                 <w:bCs/>
               </w:rPr>
-              <w:t>Current</w:t>
+              <w:t>Hozirgi lavozim</w:t>
             </w:r>
             <w:proofErr w:type="spellEnd"/>
             <w:r>
@@ -250,7 +248,6 @@
                 <w:b/>
                 <w:bCs/>
               </w:rPr>
-              <w:t xml:space="preserve"> Position</w:t>
             </w:r>
           </w:p>
         </w:tc>
@@ -316,7 +313,7 @@
                 <w:b/>
                 <w:bCs/>
               </w:rPr>
-              <w:t>Research Field</w:t>
+              <w:t>Tadqiqot sohasi</w:t>
             </w:r>
           </w:p>
         </w:tc>
@@ -390,15 +387,14 @@
                 <w:iCs/>
                 <w:lang w:val="en-GB"/>
               </w:rPr>
-              <w:t>EDUCATIONAL BACKGROUND</w:t>
-            </w:r>
-            <w:r>
-              <w:rPr>
-                <w:rFonts w:asciiTheme="minorBidi" w:hAnsiTheme="minorBidi"/>
-                <w:iCs/>
-                <w:lang w:val="en-GB"/>
-              </w:rPr>
-              <w:t xml:space="preserve"> </w:t>
+              <w:t>TA'LIM MA'LUMOTLARI</w:t>
+            </w:r>
+            <w:r>
+              <w:rPr>
+                <w:rFonts w:asciiTheme="minorBidi" w:hAnsiTheme="minorBidi"/>
+                <w:iCs/>
+                <w:lang w:val="en-GB"/>
+              </w:rPr>
             </w:r>
           </w:p>
         </w:tc>
@@ -437,7 +433,7 @@
                 <w:iCs/>
                 <w:lang w:val="en-GB"/>
               </w:rPr>
-              <w:t>Degree</w:t>
+              <w:t>Daraja</w:t>
             </w:r>
           </w:p>
         </w:tc>
@@ -473,7 +469,7 @@
                 <w:bCs/>
                 <w:iCs/>
               </w:rPr>
-              <w:t>Program</w:t>
+              <w:t>Dastur va malaka</w:t>
             </w:r>
             <w:proofErr w:type="spellEnd"/>
             <w:r>
@@ -483,7 +479,6 @@
                 <w:bCs/>
                 <w:iCs/>
               </w:rPr>
-              <w:t xml:space="preserve"> &amp; </w:t>
             </w:r>
             <w:proofErr w:type="spellStart"/>
             <w:r>
@@ -493,7 +488,6 @@
                 <w:bCs/>
                 <w:iCs/>
               </w:rPr>
-              <w:t>Qualification</w:t>
             </w:r>
             <w:proofErr w:type="spellEnd"/>
           </w:p>
@@ -532,7 +526,7 @@
                 <w:iCs/>
                 <w:lang w:val="en-GB"/>
               </w:rPr>
-              <w:t>HEI</w:t>
+              <w:t>OTM</w:t>
             </w:r>
           </w:p>
         </w:tc>
@@ -568,7 +562,7 @@
                 <w:bCs/>
                 <w:iCs/>
               </w:rPr>
-              <w:t>Year</w:t>
+              <w:t>Yil</w:t>
             </w:r>
           </w:p>
         </w:tc>
@@ -606,7 +600,7 @@
                 <w:bCs/>
                 <w:iCs/>
               </w:rPr>
-              <w:t>Bachelor</w:t>
+              <w:t>Bakalavr</w:t>
             </w:r>
           </w:p>
         </w:tc>
@@ -773,7 +767,7 @@
                 <w:bCs/>
                 <w:iCs/>
               </w:rPr>
-              <w:t>Master</w:t>
+              <w:t>Magistr</w:t>
             </w:r>
           </w:p>
         </w:tc>
@@ -1001,7 +995,7 @@
                 <w:rFonts w:asciiTheme="minorBidi" w:hAnsiTheme="minorBidi"/>
                 <w:iCs/>
               </w:rPr>
-              <w:t>Termez State University</w:t>
+              <w:t>Termiz davlat universiteti</w:t>
             </w:r>
           </w:p>
         </w:tc>
@@ -1211,7 +1205,7 @@
                 <w:iCs/>
                 <w:lang w:val="en-GB"/>
               </w:rPr>
-              <w:t>PROFESSIONAL CAREER</w:t>
+              <w:t>KASBIY FAOLIYAT</w:t>
             </w:r>
           </w:p>
         </w:tc>
@@ -1247,14 +1241,13 @@
                 <w:bCs/>
                 <w:lang w:val="sv-SE"/>
               </w:rPr>
-              <w:t>Position</w:t>
+              <w:t>Lavozim</w:t>
             </w:r>
             <w:r>
               <w:rPr>
                 <w:rFonts w:asciiTheme="minorBidi" w:hAnsiTheme="minorBidi"/>
                 <w:lang w:val="sv-SE"/>
               </w:rPr>
-              <w:t xml:space="preserve"> </w:t>
             </w:r>
           </w:p>
         </w:tc>
@@ -1289,7 +1282,7 @@
                 <w:bCs/>
                 <w:lang w:val="en-US"/>
               </w:rPr>
-              <w:t>Organization</w:t>
+              <w:t>Tashkilot</w:t>
             </w:r>
           </w:p>
         </w:tc>
@@ -1324,7 +1317,7 @@
                 <w:bCs/>
                 <w:lang w:val="en-US"/>
               </w:rPr>
-              <w:t>Duration</w:t>
+              <w:t>Davr</w:t>
             </w:r>
           </w:p>
         </w:tc>
@@ -1668,7 +1661,7 @@
                 <w:rFonts w:asciiTheme="minorBidi" w:hAnsiTheme="minorBidi"/>
                 <w:lang w:val="en-US"/>
               </w:rPr>
-              <w:t>Termez</w:t>
+              <w:t>Termiz davlat universiteti</w:t>
             </w:r>
             <w:proofErr w:type="spellEnd"/>
             <w:r>
@@ -1676,7 +1669,6 @@
                 <w:rFonts w:asciiTheme="minorBidi" w:hAnsiTheme="minorBidi"/>
                 <w:lang w:val="en-US"/>
               </w:rPr>
-              <w:t xml:space="preserve"> State University</w:t>
             </w:r>
           </w:p>
         </w:tc>
@@ -1778,7 +1770,7 @@
                 <w:rFonts w:asciiTheme="minorBidi" w:hAnsiTheme="minorBidi"/>
                 <w:lang w:val="en-US"/>
               </w:rPr>
-              <w:t>Termez</w:t>
+              <w:t>Termiz davlat universiteti</w:t>
             </w:r>
             <w:proofErr w:type="spellEnd"/>
             <w:r>
@@ -1786,7 +1778,6 @@
                 <w:rFonts w:asciiTheme="minorBidi" w:hAnsiTheme="minorBidi"/>
                 <w:lang w:val="en-US"/>
               </w:rPr>
-              <w:t xml:space="preserve"> State University</w:t>
             </w:r>
           </w:p>
         </w:tc>
@@ -1888,7 +1879,7 @@
                 <w:rFonts w:asciiTheme="minorBidi" w:hAnsiTheme="minorBidi"/>
                 <w:lang w:val="en-US"/>
               </w:rPr>
-              <w:t>Termez</w:t>
+              <w:t>Termiz davlat universiteti</w:t>
             </w:r>
             <w:proofErr w:type="spellEnd"/>
             <w:r>
@@ -1896,7 +1887,6 @@
                 <w:rFonts w:asciiTheme="minorBidi" w:hAnsiTheme="minorBidi"/>
                 <w:lang w:val="en-US"/>
               </w:rPr>
-              <w:t xml:space="preserve"> State University</w:t>
             </w:r>
           </w:p>
         </w:tc>
@@ -1999,7 +1989,7 @@
                 <w:rFonts w:asciiTheme="minorBidi" w:hAnsiTheme="minorBidi"/>
                 <w:lang w:val="en-US"/>
               </w:rPr>
-              <w:t>Termez</w:t>
+              <w:t>Termiz davlat universiteti</w:t>
             </w:r>
             <w:proofErr w:type="spellEnd"/>
             <w:r>
@@ -2007,7 +1997,6 @@
                 <w:rFonts w:asciiTheme="minorBidi" w:hAnsiTheme="minorBidi"/>
                 <w:lang w:val="en-US"/>
               </w:rPr>
-              <w:t xml:space="preserve"> State University</w:t>
             </w:r>
           </w:p>
         </w:tc>
@@ -2109,7 +2098,7 @@
                 <w:rFonts w:asciiTheme="minorBidi" w:hAnsiTheme="minorBidi"/>
                 <w:lang w:val="en-US"/>
               </w:rPr>
-              <w:t>Termez</w:t>
+              <w:t>Termiz davlat universiteti</w:t>
             </w:r>
             <w:proofErr w:type="spellEnd"/>
             <w:r>
@@ -2117,7 +2106,6 @@
                 <w:rFonts w:asciiTheme="minorBidi" w:hAnsiTheme="minorBidi"/>
                 <w:lang w:val="en-US"/>
               </w:rPr>
-              <w:t xml:space="preserve"> State University</w:t>
             </w:r>
           </w:p>
         </w:tc>
@@ -2219,7 +2207,7 @@
                 <w:rFonts w:asciiTheme="minorBidi" w:hAnsiTheme="minorBidi"/>
                 <w:lang w:val="en-US"/>
               </w:rPr>
-              <w:t>Termez</w:t>
+              <w:t>Termiz davlat universiteti</w:t>
             </w:r>
             <w:proofErr w:type="spellEnd"/>
             <w:r>
@@ -2227,7 +2215,6 @@
                 <w:rFonts w:asciiTheme="minorBidi" w:hAnsiTheme="minorBidi"/>
                 <w:lang w:val="en-US"/>
               </w:rPr>
-              <w:t xml:space="preserve"> State University</w:t>
             </w:r>
           </w:p>
         </w:tc>
@@ -2329,7 +2316,7 @@
                 <w:rFonts w:asciiTheme="minorBidi" w:hAnsiTheme="minorBidi"/>
                 <w:lang w:val="en-US"/>
               </w:rPr>
-              <w:t>Termez</w:t>
+              <w:t>Termiz davlat universiteti</w:t>
             </w:r>
             <w:proofErr w:type="spellEnd"/>
             <w:r>
@@ -2337,7 +2324,6 @@
                 <w:rFonts w:asciiTheme="minorBidi" w:hAnsiTheme="minorBidi"/>
                 <w:lang w:val="en-US"/>
               </w:rPr>
-              <w:t xml:space="preserve"> State University</w:t>
             </w:r>
           </w:p>
         </w:tc>
@@ -2439,7 +2425,7 @@
                 <w:rFonts w:asciiTheme="minorBidi" w:hAnsiTheme="minorBidi"/>
                 <w:lang w:val="en-US"/>
               </w:rPr>
-              <w:t>Termez</w:t>
+              <w:t>Termiz davlat universiteti</w:t>
             </w:r>
             <w:proofErr w:type="spellEnd"/>
             <w:r>
@@ -2447,7 +2433,6 @@
                 <w:rFonts w:asciiTheme="minorBidi" w:hAnsiTheme="minorBidi"/>
                 <w:lang w:val="en-US"/>
               </w:rPr>
-              <w:t xml:space="preserve"> State University</w:t>
             </w:r>
           </w:p>
         </w:tc>
@@ -2549,7 +2534,7 @@
                 <w:rFonts w:asciiTheme="minorBidi" w:hAnsiTheme="minorBidi"/>
                 <w:lang w:val="en-US"/>
               </w:rPr>
-              <w:t>Termez</w:t>
+              <w:t>Termiz davlat universiteti</w:t>
             </w:r>
             <w:proofErr w:type="spellEnd"/>
             <w:r>
@@ -2557,7 +2542,6 @@
                 <w:rFonts w:asciiTheme="minorBidi" w:hAnsiTheme="minorBidi"/>
                 <w:lang w:val="en-US"/>
               </w:rPr>
-              <w:t xml:space="preserve"> State University</w:t>
             </w:r>
           </w:p>
         </w:tc>
@@ -2629,7 +2613,7 @@
                 <w:bCs/>
                 <w:iCs/>
               </w:rPr>
-              <w:t>PROFESSIONAL MEMBERSHIPS &amp; SCIENTIFIC ACTIVITY</w:t>
+              <w:t>KASBIY A'ZOLIKLAR VA ILMIY FAOLIYAT</w:t>
             </w:r>
           </w:p>
         </w:tc>
@@ -2665,7 +2649,7 @@
                 <w:b/>
                 <w:bCs/>
               </w:rPr>
-              <w:t>Organization</w:t>
+              <w:t>Tashkilot</w:t>
             </w:r>
             <w:proofErr w:type="spellEnd"/>
           </w:p>
@@ -2702,7 +2686,7 @@
                 <w:b/>
                 <w:bCs/>
               </w:rPr>
-              <w:t>Position</w:t>
+              <w:t>Lavozim</w:t>
             </w:r>
           </w:p>
         </w:tc>
@@ -2738,13 +2722,12 @@
                 <w:b/>
                 <w:bCs/>
               </w:rPr>
-              <w:t>Year</w:t>
-            </w:r>
-            <w:r>
-              <w:rPr>
-                <w:rFonts w:asciiTheme="minorBidi" w:hAnsiTheme="minorBidi"/>
-              </w:rPr>
-              <w:t xml:space="preserve"> </w:t>
+              <w:t>Yil</w:t>
+            </w:r>
+            <w:r>
+              <w:rPr>
+                <w:rFonts w:asciiTheme="minorBidi" w:hAnsiTheme="minorBidi"/>
+              </w:rPr>
             </w:r>
           </w:p>
         </w:tc>
@@ -3254,8 +3237,7 @@
                 <w:b/>
                 <w:bCs/>
               </w:rPr>
-              <w:lastRenderedPageBreak/>
-              <w:t xml:space="preserve">RESEARCH AND DEVELOPMENT PROJECTS (LAST 5 YEARS) </w:t>
+              <w:t>TADQIQOT VA ISHLAB CHIQISH LOYIHALARI (SO'NGGI 5 YIL)</w:t>
             </w:r>
           </w:p>
         </w:tc>
@@ -3327,7 +3309,7 @@
                 <w:b/>
                 <w:bCs/>
               </w:rPr>
-              <w:t>INDUSTRY COLLABORATIONS (LAST 5 YEARS)</w:t>
+              <w:t>SANOAT HAMKORLIKLARI (SO'NGGI 5 YIL)</w:t>
             </w:r>
           </w:p>
         </w:tc>
@@ -3399,7 +3381,7 @@
                 <w:b/>
                 <w:bCs/>
               </w:rPr>
-              <w:t>PATENTS AND INTELLECTUAL PROPERTY RIGHTS</w:t>
+              <w:t>PATENTLAR VA INTELLEKTUAL MULK HUQUQLARI</w:t>
             </w:r>
           </w:p>
         </w:tc>
@@ -3471,7 +3453,7 @@
                 <w:b/>
                 <w:bCs/>
               </w:rPr>
-              <w:t>SCIENTIFIC ARTICLES AND PUBLICATIONS (LAST 5 YEARS)</w:t>
+              <w:t>ILMIY MAQOLALAR VA NASHRLAR (SO'NGGI 5 YIL)</w:t>
             </w:r>
           </w:p>
         </w:tc>
